--- a/resources/Disscussion-1-september.docx
+++ b/resources/Disscussion-1-september.docx
@@ -83,7 +83,31 @@
         </w:numPr>
       </w:pPr>
       <w:r>
-        <w:t>On the membership  structure, only primary cooperatives are allowe to be members with an entry fee of K50,000. To maintain their Memberhip, cooperatives must purchase share</w:t>
+        <w:t xml:space="preserve">On the </w:t>
+      </w:r>
+      <w:proofErr w:type="gramStart"/>
+      <w:r>
+        <w:t>membership  structure</w:t>
+      </w:r>
+      <w:proofErr w:type="gramEnd"/>
+      <w:r>
+        <w:t xml:space="preserve">, only primary cooperatives are </w:t>
+      </w:r>
+      <w:proofErr w:type="spellStart"/>
+      <w:r>
+        <w:t>allowe</w:t>
+      </w:r>
+      <w:proofErr w:type="spellEnd"/>
+      <w:r>
+        <w:t xml:space="preserve"> to be members with an entry fee of K50,000. To maintain their </w:t>
+      </w:r>
+      <w:proofErr w:type="spellStart"/>
+      <w:r>
+        <w:t>Memberhip</w:t>
+      </w:r>
+      <w:proofErr w:type="spellEnd"/>
+      <w:r>
+        <w:t>, cooperatives must purchase share</w:t>
       </w:r>
       <w:r>
         <w:t>s at K35,000 per share but not more than 25 shares. (need clarification on this)</w:t>
@@ -134,7 +158,15 @@
         </w:numPr>
       </w:pPr>
       <w:r>
-        <w:t>For the programmes page</w:t>
+        <w:t xml:space="preserve">For the </w:t>
+      </w:r>
+      <w:proofErr w:type="spellStart"/>
+      <w:r>
+        <w:t>programmes</w:t>
+      </w:r>
+      <w:proofErr w:type="spellEnd"/>
+      <w:r>
+        <w:t xml:space="preserve"> page</w:t>
       </w:r>
     </w:p>
     <w:p>
@@ -158,7 +190,15 @@
         </w:numPr>
       </w:pPr>
       <w:r>
-        <w:t>Review the temporary programmes place there and remove the “sustainable production and env protection”</w:t>
+        <w:t xml:space="preserve">Review the temporary </w:t>
+      </w:r>
+      <w:proofErr w:type="spellStart"/>
+      <w:r>
+        <w:t>programmes</w:t>
+      </w:r>
+      <w:proofErr w:type="spellEnd"/>
+      <w:r>
+        <w:t xml:space="preserve"> place there and remove the “sustainable production and env protection”</w:t>
       </w:r>
     </w:p>
     <w:p>
@@ -170,7 +210,15 @@
         </w:numPr>
       </w:pPr>
       <w:r>
-        <w:t>Must remove numbers from various programmes define there</w:t>
+        <w:t xml:space="preserve">Must remove numbers from various </w:t>
+      </w:r>
+      <w:proofErr w:type="spellStart"/>
+      <w:r>
+        <w:t>programmes</w:t>
+      </w:r>
+      <w:proofErr w:type="spellEnd"/>
+      <w:r>
+        <w:t xml:space="preserve"> define there</w:t>
       </w:r>
     </w:p>
     <w:p>
@@ -206,8 +254,21 @@
         </w:numPr>
       </w:pPr>
       <w:r>
-        <w:t>Remove the third point of “ Greater stake in union profits and growth” right before call to join Hopapcu</w:t>
-      </w:r>
+        <w:t xml:space="preserve">Remove the third point of </w:t>
+      </w:r>
+      <w:proofErr w:type="gramStart"/>
+      <w:r>
+        <w:t>“ Greater</w:t>
+      </w:r>
+      <w:proofErr w:type="gramEnd"/>
+      <w:r>
+        <w:t xml:space="preserve"> stake in union profits and growth” right before call to join </w:t>
+      </w:r>
+      <w:proofErr w:type="spellStart"/>
+      <w:r>
+        <w:t>Hopapcu</w:t>
+      </w:r>
+      <w:proofErr w:type="spellEnd"/>
     </w:p>
     <w:p>
       <w:pPr>
@@ -271,7 +332,15 @@
     </w:p>
     <w:p>
       <w:r>
-        <w:t>Each section must be thoroughly reviewed, as most paragraph have been derive from the pf shared earlier but manipulated to fit the context of the page.</w:t>
+        <w:t xml:space="preserve">Each section must be thoroughly reviewed, as most paragraph have been </w:t>
+      </w:r>
+      <w:proofErr w:type="gramStart"/>
+      <w:r>
+        <w:t>derive</w:t>
+      </w:r>
+      <w:proofErr w:type="gramEnd"/>
+      <w:r>
+        <w:t xml:space="preserve"> from the pf shared earlier but manipulated to fit the context of the page.</w:t>
       </w:r>
     </w:p>
     <w:p>
@@ -279,6 +348,13 @@
         <w:t xml:space="preserve">For each change, please screenshot the specific location and describe the change required. </w:t>
       </w:r>
     </w:p>
+    <w:p/>
+    <w:p>
+      <w:r>
+        <w:t>removed the dropdown of shipping on the order form and the type of inquiry on the contact form. remaining with updating the pictures and changing the news into the book shelf and resources tab as well as replacing the email"</w:t>
+      </w:r>
+    </w:p>
+    <w:p/>
     <w:sectPr>
       <w:pgSz w:w="12240" w:h="15840"/>
       <w:pgMar w:top="1440" w:right="1440" w:bottom="1440" w:left="1440" w:header="720" w:footer="720" w:gutter="0"/>
